--- a/docs/04-问题与解决方案记录.docx
+++ b/docs/04-问题与解决方案记录.docx
@@ -58,7 +58,7 @@
           <w:color w:val="636E72"/>
           <w:sz w:val="24"/>
         </w:rPr>
-        <w:t>最后更新：2026年4月30日</w:t>
+        <w:t>最后更新：2026年5月3日</w:t>
       </w:r>
     </w:p>
     <w:p>
@@ -284,6 +284,42 @@
           <w:sz w:val="24"/>
         </w:rPr>
         <w:t>问题23：WiFi连接无法识别企业级WiFi，缺少用户名输入</w:t>
+      </w:r>
+    </w:p>
+    <w:p>
+      <w:r>
+        <w:rPr>
+          <w:color w:val="2E75B6"/>
+          <w:sz w:val="24"/>
+        </w:rPr>
+        <w:t>问题24：HDMI策略暂停后按键误触设置和密码键盘</w:t>
+      </w:r>
+    </w:p>
+    <w:p>
+      <w:r>
+        <w:rPr>
+          <w:color w:val="2E75B6"/>
+          <w:sz w:val="24"/>
+        </w:rPr>
+        <w:t>问题25：HDMI策略切换(HDMI1→HDMI2)时屏幕闪烁黑屏</w:t>
+      </w:r>
+    </w:p>
+    <w:p>
+      <w:r>
+        <w:rPr>
+          <w:color w:val="2E75B6"/>
+          <w:sz w:val="24"/>
+        </w:rPr>
+        <w:t>问题26：HDMI线拔插后黑屏不恢复</w:t>
+      </w:r>
+    </w:p>
+    <w:p>
+      <w:r>
+        <w:rPr>
+          <w:color w:val="2E75B6"/>
+          <w:sz w:val="24"/>
+        </w:rPr>
+        <w:t>问题27：管理后台更新/暂停按钮无反馈导致重复点击</w:t>
       </w:r>
     </w:p>
     <w:p>
@@ -1950,6 +1986,274 @@
           </w:p>
         </w:tc>
       </w:tr>
+      <w:tr>
+        <w:tc>
+          <w:tcPr>
+            <w:tcW w:type="dxa" w:w="2351"/>
+          </w:tcPr>
+          <w:p>
+            <w:pPr>
+              <w:jc w:val="center"/>
+            </w:pPr>
+            <w:r>
+              <w:rPr>
+                <w:sz w:val="20"/>
+              </w:rPr>
+              <w:t>24</w:t>
+            </w:r>
+          </w:p>
+        </w:tc>
+        <w:tc>
+          <w:tcPr>
+            <w:tcW w:type="dxa" w:w="2351"/>
+          </w:tcPr>
+          <w:p>
+            <w:pPr>
+              <w:jc w:val="center"/>
+            </w:pPr>
+            <w:r>
+              <w:rPr>
+                <w:sz w:val="20"/>
+              </w:rPr>
+              <w:t>HDMI策略暂停后按键误触设置和密码键盘</w:t>
+            </w:r>
+          </w:p>
+        </w:tc>
+        <w:tc>
+          <w:tcPr>
+            <w:tcW w:type="dxa" w:w="2351"/>
+          </w:tcPr>
+          <w:p>
+            <w:pPr>
+              <w:jc w:val="center"/>
+            </w:pPr>
+            <w:r>
+              <w:rPr>
+                <w:sz w:val="20"/>
+              </w:rPr>
+              <w:t>高</w:t>
+            </w:r>
+          </w:p>
+        </w:tc>
+        <w:tc>
+          <w:tcPr>
+            <w:tcW w:type="dxa" w:w="2351"/>
+            <w:shd w:fill="E8F8F5"/>
+          </w:tcPr>
+          <w:p>
+            <w:pPr>
+              <w:jc w:val="center"/>
+            </w:pPr>
+            <w:r>
+              <w:rPr>
+                <w:sz w:val="20"/>
+              </w:rPr>
+              <w:t>已解决</w:t>
+            </w:r>
+          </w:p>
+        </w:tc>
+      </w:tr>
+      <w:tr>
+        <w:tc>
+          <w:tcPr>
+            <w:tcW w:type="dxa" w:w="2351"/>
+          </w:tcPr>
+          <w:p>
+            <w:pPr>
+              <w:jc w:val="center"/>
+            </w:pPr>
+            <w:r>
+              <w:rPr>
+                <w:sz w:val="20"/>
+              </w:rPr>
+              <w:t>25</w:t>
+            </w:r>
+          </w:p>
+        </w:tc>
+        <w:tc>
+          <w:tcPr>
+            <w:tcW w:type="dxa" w:w="2351"/>
+          </w:tcPr>
+          <w:p>
+            <w:pPr>
+              <w:jc w:val="center"/>
+            </w:pPr>
+            <w:r>
+              <w:rPr>
+                <w:sz w:val="20"/>
+              </w:rPr>
+              <w:t>HDMI策略切换(HDMI1→HDMI2)时屏幕闪烁黑屏</w:t>
+            </w:r>
+          </w:p>
+        </w:tc>
+        <w:tc>
+          <w:tcPr>
+            <w:tcW w:type="dxa" w:w="2351"/>
+          </w:tcPr>
+          <w:p>
+            <w:pPr>
+              <w:jc w:val="center"/>
+            </w:pPr>
+            <w:r>
+              <w:rPr>
+                <w:sz w:val="20"/>
+              </w:rPr>
+              <w:t>高</w:t>
+            </w:r>
+          </w:p>
+        </w:tc>
+        <w:tc>
+          <w:tcPr>
+            <w:tcW w:type="dxa" w:w="2351"/>
+            <w:shd w:fill="E8F8F5"/>
+          </w:tcPr>
+          <w:p>
+            <w:pPr>
+              <w:jc w:val="center"/>
+            </w:pPr>
+            <w:r>
+              <w:rPr>
+                <w:sz w:val="20"/>
+              </w:rPr>
+              <w:t>已解决</w:t>
+            </w:r>
+          </w:p>
+        </w:tc>
+      </w:tr>
+      <w:tr>
+        <w:tc>
+          <w:tcPr>
+            <w:tcW w:type="dxa" w:w="2351"/>
+          </w:tcPr>
+          <w:p>
+            <w:pPr>
+              <w:jc w:val="center"/>
+            </w:pPr>
+            <w:r>
+              <w:rPr>
+                <w:sz w:val="20"/>
+              </w:rPr>
+              <w:t>26</w:t>
+            </w:r>
+          </w:p>
+        </w:tc>
+        <w:tc>
+          <w:tcPr>
+            <w:tcW w:type="dxa" w:w="2351"/>
+          </w:tcPr>
+          <w:p>
+            <w:pPr>
+              <w:jc w:val="center"/>
+            </w:pPr>
+            <w:r>
+              <w:rPr>
+                <w:sz w:val="20"/>
+              </w:rPr>
+              <w:t>HDMI线拔插后黑屏不恢复</w:t>
+            </w:r>
+          </w:p>
+        </w:tc>
+        <w:tc>
+          <w:tcPr>
+            <w:tcW w:type="dxa" w:w="2351"/>
+          </w:tcPr>
+          <w:p>
+            <w:pPr>
+              <w:jc w:val="center"/>
+            </w:pPr>
+            <w:r>
+              <w:rPr>
+                <w:sz w:val="20"/>
+              </w:rPr>
+              <w:t>高</w:t>
+            </w:r>
+          </w:p>
+        </w:tc>
+        <w:tc>
+          <w:tcPr>
+            <w:tcW w:type="dxa" w:w="2351"/>
+            <w:shd w:fill="E8F8F5"/>
+          </w:tcPr>
+          <w:p>
+            <w:pPr>
+              <w:jc w:val="center"/>
+            </w:pPr>
+            <w:r>
+              <w:rPr>
+                <w:sz w:val="20"/>
+              </w:rPr>
+              <w:t>已解决</w:t>
+            </w:r>
+          </w:p>
+        </w:tc>
+      </w:tr>
+      <w:tr>
+        <w:tc>
+          <w:tcPr>
+            <w:tcW w:type="dxa" w:w="2351"/>
+          </w:tcPr>
+          <w:p>
+            <w:pPr>
+              <w:jc w:val="center"/>
+            </w:pPr>
+            <w:r>
+              <w:rPr>
+                <w:sz w:val="20"/>
+              </w:rPr>
+              <w:t>27</w:t>
+            </w:r>
+          </w:p>
+        </w:tc>
+        <w:tc>
+          <w:tcPr>
+            <w:tcW w:type="dxa" w:w="2351"/>
+          </w:tcPr>
+          <w:p>
+            <w:pPr>
+              <w:jc w:val="center"/>
+            </w:pPr>
+            <w:r>
+              <w:rPr>
+                <w:sz w:val="20"/>
+              </w:rPr>
+              <w:t>管理后台更新/暂停按钮无反馈导致重复点击</w:t>
+            </w:r>
+          </w:p>
+        </w:tc>
+        <w:tc>
+          <w:tcPr>
+            <w:tcW w:type="dxa" w:w="2351"/>
+          </w:tcPr>
+          <w:p>
+            <w:pPr>
+              <w:jc w:val="center"/>
+            </w:pPr>
+            <w:r>
+              <w:rPr>
+                <w:sz w:val="20"/>
+              </w:rPr>
+              <w:t>中</w:t>
+            </w:r>
+          </w:p>
+        </w:tc>
+        <w:tc>
+          <w:tcPr>
+            <w:tcW w:type="dxa" w:w="2351"/>
+            <w:shd w:fill="E8F8F5"/>
+          </w:tcPr>
+          <w:p>
+            <w:pPr>
+              <w:jc w:val="center"/>
+            </w:pPr>
+            <w:r>
+              <w:rPr>
+                <w:sz w:val="20"/>
+              </w:rPr>
+              <w:t>已解决</w:t>
+            </w:r>
+          </w:p>
+        </w:tc>
+      </w:tr>
     </w:tbl>
     <w:p>
       <w:r>
@@ -6293,6 +6597,636 @@
           <w:sz w:val="22"/>
         </w:rPr>
         <w:t>WiFi扫描结果中的capabilities字段包含丰富的加密信息，应该充分利用。企业级WiFi在企业办公场景很常见，必须正确识别和处理。PEAP/MSCHAPv2是最常见的802.1X认证方式，但不是唯一的，未来可能需要支持TLS、TTLS等认证方式。</w:t>
+      </w:r>
+    </w:p>
+    <w:p/>
+    <w:p>
+      <w:pPr>
+        <w:pStyle w:val="Heading3"/>
+      </w:pPr>
+      <w:r>
+        <w:rPr>
+          <w:b/>
+          <w:color w:val="E74C3C"/>
+        </w:rPr>
+        <w:t>问题24：HDMI策略暂停后按键误触设置和密码键盘</w:t>
+      </w:r>
+    </w:p>
+    <w:p>
+      <w:pPr>
+        <w:spacing w:before="80" w:after="80" w:line="240" w:lineRule="auto"/>
+      </w:pPr>
+      <w:r>
+        <w:rPr>
+          <w:b/>
+          <w:color w:val="2D3436"/>
+          <w:sz w:val="22"/>
+        </w:rPr>
+        <w:t>【现象】</w:t>
+      </w:r>
+    </w:p>
+    <w:p>
+      <w:pPr>
+        <w:spacing w:before="80" w:after="80" w:line="240" w:lineRule="auto"/>
+      </w:pPr>
+      <w:r>
+        <w:rPr>
+          <w:b w:val="0"/>
+          <w:color w:val="2D3436"/>
+          <w:sz w:val="22"/>
+        </w:rPr>
+        <w:t>安卓6电视上，HDMI策略运行时点击「暂停策略」后，系统自动点击了设置按钮，然后点击了弹出的密码键盘上的数字键。用户只是想暂停策略，结果被带入了设置页面。安卓9电视上不存在此问题。</w:t>
+      </w:r>
+    </w:p>
+    <w:p>
+      <w:pPr>
+        <w:spacing w:before="80" w:after="80" w:line="240" w:lineRule="auto"/>
+      </w:pPr>
+      <w:r>
+        <w:rPr>
+          <w:b/>
+          <w:color w:val="2D3436"/>
+          <w:sz w:val="22"/>
+        </w:rPr>
+        <w:t>【原因分析】</w:t>
+      </w:r>
+    </w:p>
+    <w:p>
+      <w:pPr>
+        <w:spacing w:before="80" w:after="80" w:line="240" w:lineRule="auto"/>
+      </w:pPr>
+      <w:r>
+        <w:rPr>
+          <w:b w:val="0"/>
+          <w:color w:val="2D3436"/>
+          <w:sz w:val="22"/>
+        </w:rPr>
+        <w:t>HDMI调谐后，scheduleConfirmDialog()通过Runtime.exec发送DPAD按键来自动确认系统弹窗。这些按键是异步执行的系统级按键注入，无法通过handler.removeCallbacksAndMessages()取消。</w:t>
+        <w:br/>
+        <w:br/>
+        <w:t>当用户在调谐保护期(5秒)内点击暂停策略时：</w:t>
+        <w:br/>
+        <w:t>1. HdmiActivity.onPause()调用handler.removeCallbacksAndMessages()清理待发按键</w:t>
+        <w:br/>
+        <w:t>2. 但已经通过Runtime.exec提交给系统的按键无法撤回</w:t>
+        <w:br/>
+        <w:t>3. 这些残留的DPAD_CENTER/DPAD_RIGHT按键在HdmiActivity退回主页后继续执行</w:t>
+        <w:br/>
+        <w:t>4. 在MainActivity上，DPAD_CENTER正好点击了「设置」按钮</w:t>
+        <w:br/>
+        <w:t>5. 后续的DPAD_RIGHT+DPAD_CENTER又点击了密码键盘</w:t>
+      </w:r>
+    </w:p>
+    <w:p>
+      <w:pPr>
+        <w:spacing w:before="80" w:after="80" w:line="240" w:lineRule="auto"/>
+      </w:pPr>
+      <w:r>
+        <w:rPr>
+          <w:b/>
+          <w:color w:val="2D3436"/>
+          <w:sz w:val="22"/>
+        </w:rPr>
+        <w:t>【尝试过的方案】</w:t>
+      </w:r>
+    </w:p>
+    <w:p>
+      <w:pPr>
+        <w:spacing w:before="40" w:after="40"/>
+      </w:pPr>
+      <w:r>
+        <w:rPr>
+          <w:b/>
+          <w:color w:val="E74C3C"/>
+          <w:sz w:val="22"/>
+        </w:rPr>
+        <w:t xml:space="preserve">  1. handler.removeCallbacksAndMessages</w:t>
+      </w:r>
+      <w:r>
+        <w:rPr>
+          <w:color w:val="2D3436"/>
+          <w:sz w:val="22"/>
+        </w:rPr>
+        <w:t xml:space="preserve"> — 只能取消handler队列中的待发Runnable，已exec的系统按键无法撤回</w:t>
+      </w:r>
+    </w:p>
+    <w:p>
+      <w:pPr>
+        <w:spacing w:before="40" w:after="40"/>
+      </w:pPr>
+      <w:r>
+        <w:rPr>
+          <w:b/>
+          <w:color w:val="E74C3C"/>
+          <w:sz w:val="22"/>
+        </w:rPr>
+        <w:t xml:space="preserve">  2. dispatchKeyEvent拦截</w:t>
+      </w:r>
+      <w:r>
+        <w:rPr>
+          <w:color w:val="2D3436"/>
+          <w:sz w:val="22"/>
+        </w:rPr>
+        <w:t xml:space="preserve"> — 在MainActivity中拦截DPAD按键，但系统级按键注入绕过了Activity的dispatchKeyEvent</w:t>
+      </w:r>
+    </w:p>
+    <w:p>
+      <w:pPr>
+        <w:spacing w:before="80" w:after="80" w:line="240" w:lineRule="auto"/>
+      </w:pPr>
+      <w:r>
+        <w:rPr>
+          <w:b/>
+          <w:color w:val="27AE60"/>
+          <w:sz w:val="22"/>
+        </w:rPr>
+        <w:t>【解决方案】</w:t>
+      </w:r>
+    </w:p>
+    <w:p>
+      <w:pPr>
+        <w:spacing w:before="80" w:after="80" w:line="240" w:lineRule="auto"/>
+      </w:pPr>
+      <w:r>
+        <w:rPr>
+          <w:b w:val="0"/>
+          <w:color w:val="2D3436"/>
+          <w:sz w:val="22"/>
+        </w:rPr>
+        <w:t>三层防护机制：</w:t>
+        <w:br/>
+        <w:br/>
+        <w:t>1. HdmiActivity添加isLeaving标志：</w:t>
+        <w:br/>
+        <w:t xml:space="preserve">   onPause()时设置isLeaving=true，scheduleConfirmDialog中的每个postDelayed回调</w:t>
+        <w:br/>
+        <w:t xml:space="preserve">   都先检查isLeaving，为true则跳过按键发送。这能阻止handler队列中尚未执行的按键。</w:t>
+        <w:br/>
+        <w:br/>
+        <w:t>2. MainActivity添加dispatchKeyEvent拦截：</w:t>
+        <w:br/>
+        <w:t xml:space="preserve">   策略暂停后的5秒内(HDMI_PAUSE_KEY_SUPPRESS_MS)，拦截所有DPAD按键。</w:t>
+        <w:br/>
+        <w:t xml:space="preserve">   这能阻止已exec但尚未到达Activity的系统按键。</w:t>
+        <w:br/>
+        <w:br/>
+        <w:t>3. bringLauncherToFront不再启动HdmiActivity：</w:t>
+        <w:br/>
+        <w:t xml:space="preserve">   原来暂停后回到前台时会重新启动HdmiActivity(然后立即finish)导致新的按键发送，</w:t>
+        <w:br/>
+        <w:t xml:space="preserve">   现在只将MainActivity带到前台，不再触发HdmiActivity生命周期。</w:t>
+      </w:r>
+    </w:p>
+    <w:p>
+      <w:pPr>
+        <w:spacing w:before="80" w:after="80" w:line="240" w:lineRule="auto"/>
+      </w:pPr>
+      <w:r>
+        <w:rPr>
+          <w:b/>
+          <w:color w:val="2E75B6"/>
+          <w:sz w:val="22"/>
+        </w:rPr>
+        <w:t>【经验总结】</w:t>
+      </w:r>
+    </w:p>
+    <w:p>
+      <w:pPr>
+        <w:spacing w:before="80" w:after="80" w:line="240" w:lineRule="auto"/>
+      </w:pPr>
+      <w:r>
+        <w:rPr>
+          <w:b w:val="0"/>
+          <w:color w:val="2D3436"/>
+          <w:sz w:val="22"/>
+        </w:rPr>
+        <w:t>Runtime.getRuntime().exec('input keyevent')是异步系统级按键注入，一旦提交就不可取消。任何依赖定时按键的方案都必须有退出检查机制。isLeaving标志+handler回调检查是最基本的防护，但对于已经exec的按键，只能在目标Activity层做拦截。按键注入方案天然不可靠，应尽量减少使用。</w:t>
+      </w:r>
+    </w:p>
+    <w:p/>
+    <w:p>
+      <w:pPr>
+        <w:pStyle w:val="Heading3"/>
+      </w:pPr>
+      <w:r>
+        <w:rPr>
+          <w:b/>
+          <w:color w:val="E74C3C"/>
+        </w:rPr>
+        <w:t>问题25：HDMI策略切换(HDMI1→HDMI2)时屏幕闪烁黑屏</w:t>
+      </w:r>
+    </w:p>
+    <w:p>
+      <w:pPr>
+        <w:spacing w:before="80" w:after="80" w:line="240" w:lineRule="auto"/>
+      </w:pPr>
+      <w:r>
+        <w:rPr>
+          <w:b/>
+          <w:color w:val="2D3436"/>
+          <w:sz w:val="22"/>
+        </w:rPr>
+        <w:t>【现象】</w:t>
+      </w:r>
+    </w:p>
+    <w:p>
+      <w:pPr>
+        <w:spacing w:before="80" w:after="80" w:line="240" w:lineRule="auto"/>
+      </w:pPr>
+      <w:r>
+        <w:rPr>
+          <w:b w:val="0"/>
+          <w:color w:val="2D3436"/>
+          <w:sz w:val="22"/>
+        </w:rPr>
+        <w:t>安卓6电视上，当策略从HDMI1切换到HDMI2时，屏幕会闪烁黑屏2-3次，最终停留在HDMI1画面，无法成功切换到HDMI2。HDMI3也一样。安卓9电视上不存在此问题。</w:t>
+      </w:r>
+    </w:p>
+    <w:p>
+      <w:pPr>
+        <w:spacing w:before="80" w:after="80" w:line="240" w:lineRule="auto"/>
+      </w:pPr>
+      <w:r>
+        <w:rPr>
+          <w:b/>
+          <w:color w:val="2D3436"/>
+          <w:sz w:val="22"/>
+        </w:rPr>
+        <w:t>【原因分析】</w:t>
+      </w:r>
+    </w:p>
+    <w:p>
+      <w:pPr>
+        <w:spacing w:before="80" w:after="80" w:line="240" w:lineRule="auto"/>
+      </w:pPr>
+      <w:r>
+        <w:rPr>
+          <w:b w:val="0"/>
+          <w:color w:val="2D3436"/>
+          <w:sz w:val="22"/>
+        </w:rPr>
+        <w:t>策略切换时存在3个触发源导致竞争：</w:t>
+        <w:br/>
+        <w:br/>
+        <w:t>1. MainActivity.onResume()：策略切换后回到前台时，读取旧策略值执行切换</w:t>
+        <w:br/>
+        <w:t>2. policyUpdateReceiver第一次回调：RemoteApi心跳同步到新策略后广播通知</w:t>
+        <w:br/>
+        <w:t>3. policyUpdateReceiver第二次回调：RemoteApi主动触发同步后的广播</w:t>
+        <w:br/>
+        <w:br/>
+        <w:t>问题1：onResume使用旧的SharedPreferences值（心跳还未更新），切换到旧端口HDMI1</w:t>
+        <w:br/>
+        <w:t>问题2：HdmiActivity的onNewIntent使用inputId比较端口，但安卓6 Amlogic只有一个HDMI输入，所有端口对应同一个inputId，导致端口变更检测失效</w:t>
+        <w:br/>
+        <w:br/>
+        <w:t>最终效果：HDMI1→HDMI2→HDMI1→HDMI2反复闪烁，由于onResume先执行旧策略，最终画面停留在HDMI1。</w:t>
+      </w:r>
+    </w:p>
+    <w:p>
+      <w:pPr>
+        <w:spacing w:before="80" w:after="80" w:line="240" w:lineRule="auto"/>
+      </w:pPr>
+      <w:r>
+        <w:rPr>
+          <w:b/>
+          <w:color w:val="27AE60"/>
+          <w:sz w:val="22"/>
+        </w:rPr>
+        <w:t>【解决方案】</w:t>
+      </w:r>
+    </w:p>
+    <w:p>
+      <w:pPr>
+        <w:spacing w:before="80" w:after="80" w:line="240" w:lineRule="auto"/>
+      </w:pPr>
+      <w:r>
+        <w:rPr>
+          <w:b w:val="0"/>
+          <w:color w:val="2D3436"/>
+          <w:sz w:val="22"/>
+        </w:rPr>
+        <w:t>1. onNewIntent改用端口号比较：不再从inputId提取端口（因为安卓6只有一个inputId），</w:t>
+        <w:br/>
+        <w:t xml:space="preserve">   而是直接比较intent中的EXTRA_HDMI_PORT，正确检测策略端口变更。</w:t>
+        <w:br/>
+        <w:br/>
+        <w:t>2. forceExecutePolicy中检查hdmi_foreground标志：</w:t>
+        <w:br/>
+        <w:t xml:space="preserve">   如果HdmiActivity已在前台，发送onNewIntent复用singleTask实例，</w:t>
+        <w:br/>
+        <w:t xml:space="preserve">   而不是创建新的HdmiActivity实例。</w:t>
+        <w:br/>
+        <w:br/>
+        <w:t>3. LauncherExecutor添加FLAG_ACTIVITY_CLEAR_TOP|FLAG_ACTIVITY_SINGLE_TOP：</w:t>
+        <w:br/>
+        <w:t xml:space="preserve">   确保HdmiActivity被复用而不是堆叠。</w:t>
+      </w:r>
+    </w:p>
+    <w:p>
+      <w:pPr>
+        <w:spacing w:before="80" w:after="80" w:line="240" w:lineRule="auto"/>
+      </w:pPr>
+      <w:r>
+        <w:rPr>
+          <w:b/>
+          <w:color w:val="2E75B6"/>
+          <w:sz w:val="22"/>
+        </w:rPr>
+        <w:t>【经验总结】</w:t>
+      </w:r>
+    </w:p>
+    <w:p>
+      <w:pPr>
+        <w:spacing w:before="80" w:after="80" w:line="240" w:lineRule="auto"/>
+      </w:pPr>
+      <w:r>
+        <w:rPr>
+          <w:b w:val="0"/>
+          <w:color w:val="2D3436"/>
+          <w:sz w:val="22"/>
+        </w:rPr>
+        <w:t>安卓6 Amlogic芯片只有1个HDMI InputService(Hdmi1InputService/HW5)，但物理上有3个HDMI端口。所有端口切换都用同一个inputId，不能通过inputId判断端口是否变化，必须用端口号比较。多个触发源同时执行策略时必须做好去重和优先级控制。</w:t>
+      </w:r>
+    </w:p>
+    <w:p/>
+    <w:p>
+      <w:pPr>
+        <w:pStyle w:val="Heading3"/>
+      </w:pPr>
+      <w:r>
+        <w:rPr>
+          <w:b/>
+          <w:color w:val="E74C3C"/>
+        </w:rPr>
+        <w:t>问题26：HDMI线拔插后黑屏不恢复</w:t>
+      </w:r>
+    </w:p>
+    <w:p>
+      <w:pPr>
+        <w:spacing w:before="80" w:after="80" w:line="240" w:lineRule="auto"/>
+      </w:pPr>
+      <w:r>
+        <w:rPr>
+          <w:b/>
+          <w:color w:val="2D3436"/>
+          <w:sz w:val="22"/>
+        </w:rPr>
+        <w:t>【现象】</w:t>
+      </w:r>
+    </w:p>
+    <w:p>
+      <w:pPr>
+        <w:spacing w:before="80" w:after="80" w:line="240" w:lineRule="auto"/>
+      </w:pPr>
+      <w:r>
+        <w:rPr>
+          <w:b w:val="0"/>
+          <w:color w:val="2D3436"/>
+          <w:sz w:val="22"/>
+        </w:rPr>
+        <w:t>安卓6电视上，策略为HDMI2时，拔掉HDMI线再插回同一HDMI2口，画面黑屏不恢复。更复杂的场景：拔掉HDMI2线，插到HDMI1口，再拔出插回HDMI2口，画面也是黑屏。安卓9电视上不存在此问题。</w:t>
+      </w:r>
+    </w:p>
+    <w:p>
+      <w:pPr>
+        <w:spacing w:before="80" w:after="80" w:line="240" w:lineRule="auto"/>
+      </w:pPr>
+      <w:r>
+        <w:rPr>
+          <w:b/>
+          <w:color w:val="2D3436"/>
+          <w:sz w:val="22"/>
+        </w:rPr>
+        <w:t>【原因分析】</w:t>
+      </w:r>
+    </w:p>
+    <w:p>
+      <w:pPr>
+        <w:spacing w:before="80" w:after="80" w:line="240" w:lineRule="auto"/>
+      </w:pPr>
+      <w:r>
+        <w:rPr>
+          <w:b w:val="0"/>
+          <w:color w:val="2D3436"/>
+          <w:sz w:val="22"/>
+        </w:rPr>
+        <w:t>原方案使用BroadcastReceiver监听android.intent.action.HDMI_PLUGGED广播，但安卓6 Amlogic设备上该广播从不触发（与问题1相同的原因）。</w:t>
+        <w:br/>
+        <w:br/>
+        <w:t>拔线后hasTuned仍为true，scheduleTune()跳过调谐（因为hasTuned检查），HdmiActivity始终显示黑屏。插线后没有收到广播，无法触发重新调谐。</w:t>
+        <w:br/>
+        <w:br/>
+        <w:t>日志验证：拔插HDMI线时，logcat中完全看不到HDMI_PLUGGED相关日志，但TvInputManagerService的onInputAdded/onInputRemoved/onInputStateChanged正常触发。</w:t>
+      </w:r>
+    </w:p>
+    <w:p>
+      <w:pPr>
+        <w:spacing w:before="80" w:after="80" w:line="240" w:lineRule="auto"/>
+      </w:pPr>
+      <w:r>
+        <w:rPr>
+          <w:b/>
+          <w:color w:val="27AE60"/>
+          <w:sz w:val="22"/>
+        </w:rPr>
+        <w:t>【解决方案】</w:t>
+      </w:r>
+    </w:p>
+    <w:p>
+      <w:pPr>
+        <w:spacing w:before="80" w:after="80" w:line="240" w:lineRule="auto"/>
+      </w:pPr>
+      <w:r>
+        <w:rPr>
+          <w:b w:val="0"/>
+          <w:color w:val="2D3436"/>
+          <w:sz w:val="22"/>
+        </w:rPr>
+        <w:t>使用TvInputManager.TvInputCallback替代BroadcastReceiver：</w:t>
+        <w:br/>
+        <w:br/>
+        <w:t>• onInputAdded：HDMI输入添加时，根据targetPort重新解析inputId并调谐</w:t>
+        <w:br/>
+        <w:t xml:space="preserve">  （拔出HDMI2插入HDMI1时，系统移除Hdmi2InputService添加Hdmi1InputService，</w:t>
+        <w:br/>
+        <w:t xml:space="preserve">  但策略targetPort=2，findInputIdForPort会查找当前存在的HDMI2输入，不存在则等待）</w:t>
+        <w:br/>
+        <w:br/>
+        <w:t>• onInputRemoved：当前HDMI输入被移除时，重置hasTuned=false和currentInputId=null，</w:t>
+        <w:br/>
+        <w:t xml:space="preserve">  为后续onInputAdded重新调谐做准备</w:t>
+        <w:br/>
+        <w:br/>
+        <w:t>• onInputStateChanged：HDMI信号恢复(state=0)时，如果hasTuned=false则调度调谐</w:t>
+        <w:br/>
+        <w:br/>
+        <w:t>添加targetPort成员变量：跟踪策略指定的端口号，在onCreate和onNewIntent中更新，</w:t>
+        <w:br/>
+        <w:t>确保TvInputCallback回调时能正确解析目标端口的inputId。</w:t>
+      </w:r>
+    </w:p>
+    <w:p>
+      <w:pPr>
+        <w:spacing w:before="80" w:after="80" w:line="240" w:lineRule="auto"/>
+      </w:pPr>
+      <w:r>
+        <w:rPr>
+          <w:b/>
+          <w:color w:val="2E75B6"/>
+          <w:sz w:val="22"/>
+        </w:rPr>
+        <w:t>【经验总结】</w:t>
+      </w:r>
+    </w:p>
+    <w:p>
+      <w:pPr>
+        <w:spacing w:before="80" w:after="80" w:line="240" w:lineRule="auto"/>
+      </w:pPr>
+      <w:r>
+        <w:rPr>
+          <w:b w:val="0"/>
+          <w:color w:val="2D3436"/>
+          <w:sz w:val="22"/>
+        </w:rPr>
+        <w:t>android.intent.action.HDMI_PLUGGED广播在不同芯片/系统版本上可靠性差异巨大。TvInputManager.TvInputCallback是Android TV标准API，在所有支持TV Input Framework的设备上都可靠工作。应该优先使用框架API而非系统广播。</w:t>
+        <w:br/>
+        <w:br/>
+        <w:t>关键发现：安卓6 Amlogic设备上，HDMI线从HDMI2口拔出插入HDMI1口时，</w:t>
+        <w:br/>
+        <w:t>系统会移除Hdmi2InputService/HW6并添加Hdmi1InputService/HW5，</w:t>
+        <w:br/>
+        <w:t>这是动态注册/注销的，不是固定的。所以必须动态查找inputId，不能缓存。</w:t>
+      </w:r>
+    </w:p>
+    <w:p/>
+    <w:p>
+      <w:pPr>
+        <w:pStyle w:val="Heading3"/>
+      </w:pPr>
+      <w:r>
+        <w:rPr>
+          <w:b/>
+          <w:color w:val="E74C3C"/>
+        </w:rPr>
+        <w:t>问题27：管理后台更新/暂停按钮无反馈导致重复点击</w:t>
+      </w:r>
+    </w:p>
+    <w:p>
+      <w:pPr>
+        <w:spacing w:before="80" w:after="80" w:line="240" w:lineRule="auto"/>
+      </w:pPr>
+      <w:r>
+        <w:rPr>
+          <w:b/>
+          <w:color w:val="2D3436"/>
+          <w:sz w:val="22"/>
+        </w:rPr>
+        <w:t>【现象】</w:t>
+      </w:r>
+    </w:p>
+    <w:p>
+      <w:pPr>
+        <w:spacing w:before="80" w:after="80" w:line="240" w:lineRule="auto"/>
+      </w:pPr>
+      <w:r>
+        <w:rPr>
+          <w:b w:val="0"/>
+          <w:color w:val="2D3436"/>
+          <w:sz w:val="22"/>
+        </w:rPr>
+        <w:t>管理后台点击「更新」或「暂停」按钮后，界面没有即时反馈，用户以为没有点击成功，反复点击导致弹出多个alert弹窗，操作混乱。</w:t>
+      </w:r>
+    </w:p>
+    <w:p>
+      <w:pPr>
+        <w:spacing w:before="80" w:after="80" w:line="240" w:lineRule="auto"/>
+      </w:pPr>
+      <w:r>
+        <w:rPr>
+          <w:b/>
+          <w:color w:val="2D3436"/>
+          <w:sz w:val="22"/>
+        </w:rPr>
+        <w:t>【原因分析】</w:t>
+      </w:r>
+    </w:p>
+    <w:p>
+      <w:pPr>
+        <w:spacing w:before="80" w:after="80" w:line="240" w:lineRule="auto"/>
+      </w:pPr>
+      <w:r>
+        <w:rPr>
+          <w:b w:val="0"/>
+          <w:color w:val="2D3436"/>
+          <w:sz w:val="22"/>
+        </w:rPr>
+        <w:t>bindPolicy()和togglePolicyPause()函数中，点击按钮后直接发起fetch请求，</w:t>
+        <w:br/>
+        <w:t>没有禁用按钮也没有显示loading状态。网络请求可能需要1-2秒，</w:t>
+        <w:br/>
+        <w:t>期间按钮仍可点击，用户会重复提交请求。</w:t>
+      </w:r>
+    </w:p>
+    <w:p>
+      <w:pPr>
+        <w:spacing w:before="80" w:after="80" w:line="240" w:lineRule="auto"/>
+      </w:pPr>
+      <w:r>
+        <w:rPr>
+          <w:b/>
+          <w:color w:val="27AE60"/>
+          <w:sz w:val="22"/>
+        </w:rPr>
+        <w:t>【解决方案】</w:t>
+      </w:r>
+    </w:p>
+    <w:p>
+      <w:pPr>
+        <w:spacing w:before="80" w:after="80" w:line="240" w:lineRule="auto"/>
+      </w:pPr>
+      <w:r>
+        <w:rPr>
+          <w:b w:val="0"/>
+          <w:color w:val="2D3436"/>
+          <w:sz w:val="22"/>
+        </w:rPr>
+        <w:t>为两个按钮添加loading状态和防重复点击：</w:t>
+        <w:br/>
+        <w:br/>
+        <w:t>1. 更新按钮：点击后文字变为「下发中...」，按钮disabled=true</w:t>
+        <w:br/>
+        <w:t>2. 暂停/继续按钮：点击后文字变为「暂停中...」/「继续中...」，按钮disabled=true</w:t>
+        <w:br/>
+        <w:t>3. 请求完成（成功或失败）后恢复按钮原文字和可用状态</w:t>
+        <w:br/>
+        <w:t>4. 失败时恢复按钮原始文字，避免状态错乱</w:t>
+      </w:r>
+    </w:p>
+    <w:p>
+      <w:pPr>
+        <w:spacing w:before="80" w:after="80" w:line="240" w:lineRule="auto"/>
+      </w:pPr>
+      <w:r>
+        <w:rPr>
+          <w:b/>
+          <w:color w:val="2E75B6"/>
+          <w:sz w:val="22"/>
+        </w:rPr>
+        <w:t>【经验总结】</w:t>
+      </w:r>
+    </w:p>
+    <w:p>
+      <w:pPr>
+        <w:spacing w:before="80" w:after="80" w:line="240" w:lineRule="auto"/>
+      </w:pPr>
+      <w:r>
+        <w:rPr>
+          <w:b w:val="0"/>
+          <w:color w:val="2D3436"/>
+          <w:sz w:val="22"/>
+        </w:rPr>
+        <w:t>所有涉及网络请求的按钮都必须有loading状态和防重复点击机制。用户无法感知后台操作进度时，会本能地重复点击。按钮disabled+文字变更是最简单有效的反馈方式。</w:t>
       </w:r>
     </w:p>
     <w:p/>

--- a/docs/04-问题与解决方案记录.docx
+++ b/docs/04-问题与解决方案记录.docx
@@ -320,6 +320,15 @@
           <w:sz w:val="24"/>
         </w:rPr>
         <w:t>问题27：管理后台更新/暂停按钮无反馈导致重复点击</w:t>
+      </w:r>
+    </w:p>
+    <w:p>
+      <w:r>
+        <w:rPr>
+          <w:color w:val="2E75B6"/>
+          <w:sz w:val="24"/>
+        </w:rPr>
+        <w:t>问题28：HDMI策略按HOME/BACK后不立即恢复</w:t>
       </w:r>
     </w:p>
     <w:p>
@@ -2254,6 +2263,73 @@
           </w:p>
         </w:tc>
       </w:tr>
+      <w:tr>
+        <w:tc>
+          <w:tcPr>
+            <w:tcW w:type="dxa" w:w="2351"/>
+          </w:tcPr>
+          <w:p>
+            <w:pPr>
+              <w:jc w:val="center"/>
+            </w:pPr>
+            <w:r>
+              <w:rPr>
+                <w:sz w:val="20"/>
+              </w:rPr>
+              <w:t>28</w:t>
+            </w:r>
+          </w:p>
+        </w:tc>
+        <w:tc>
+          <w:tcPr>
+            <w:tcW w:type="dxa" w:w="2351"/>
+          </w:tcPr>
+          <w:p>
+            <w:pPr>
+              <w:jc w:val="center"/>
+            </w:pPr>
+            <w:r>
+              <w:rPr>
+                <w:sz w:val="20"/>
+              </w:rPr>
+              <w:t>HDMI策略按HOME/BACK后不立即恢复</w:t>
+            </w:r>
+          </w:p>
+        </w:tc>
+        <w:tc>
+          <w:tcPr>
+            <w:tcW w:type="dxa" w:w="2351"/>
+          </w:tcPr>
+          <w:p>
+            <w:pPr>
+              <w:jc w:val="center"/>
+            </w:pPr>
+            <w:r>
+              <w:rPr>
+                <w:sz w:val="20"/>
+              </w:rPr>
+              <w:t>高</w:t>
+            </w:r>
+          </w:p>
+        </w:tc>
+        <w:tc>
+          <w:tcPr>
+            <w:tcW w:type="dxa" w:w="2351"/>
+            <w:shd w:fill="E8F8F5"/>
+          </w:tcPr>
+          <w:p>
+            <w:pPr>
+              <w:jc w:val="center"/>
+            </w:pPr>
+            <w:r>
+              <w:rPr>
+                <w:sz w:val="20"/>
+              </w:rPr>
+              <w:t>已解决</w:t>
+            </w:r>
+          </w:p>
+        </w:tc>
+      </w:tr>
     </w:tbl>
     <w:p>
       <w:r>
@@ -7227,6 +7303,174 @@
           <w:sz w:val="22"/>
         </w:rPr>
         <w:t>所有涉及网络请求的按钮都必须有loading状态和防重复点击机制。用户无法感知后台操作进度时，会本能地重复点击。按钮disabled+文字变更是最简单有效的反馈方式。</w:t>
+      </w:r>
+    </w:p>
+    <w:p/>
+    <w:p>
+      <w:pPr>
+        <w:pStyle w:val="Heading3"/>
+      </w:pPr>
+      <w:r>
+        <w:rPr>
+          <w:b/>
+          <w:color w:val="E74C3C"/>
+        </w:rPr>
+        <w:t>问题28：HDMI策略按HOME/BACK后不立即恢复</w:t>
+      </w:r>
+    </w:p>
+    <w:p>
+      <w:pPr>
+        <w:spacing w:before="80" w:after="80" w:line="240" w:lineRule="auto"/>
+      </w:pPr>
+      <w:r>
+        <w:rPr>
+          <w:b/>
+          <w:color w:val="2D3436"/>
+          <w:sz w:val="22"/>
+        </w:rPr>
+        <w:t>【现象】</w:t>
+      </w:r>
+    </w:p>
+    <w:p>
+      <w:pPr>
+        <w:spacing w:before="80" w:after="80" w:line="240" w:lineRule="auto"/>
+      </w:pPr>
+      <w:r>
+        <w:rPr>
+          <w:b w:val="0"/>
+          <w:color w:val="2D3436"/>
+          <w:sz w:val="22"/>
+        </w:rPr>
+        <w:t>用户在HDMI策略运行时误按HOME或BACK键回到主页，期望APP立即恢复到HDMI策略，但实际上需要等待3-5秒甚至更久才能恢复。</w:t>
+        <w:br/>
+        <w:br/>
+        <w:t>更严重的是：连续按多次HOME键，恢复越来越慢，用户体验极差。</w:t>
+        <w:br/>
+        <w:t>安卓6和安卓9电视都有此问题。</w:t>
+      </w:r>
+    </w:p>
+    <w:p>
+      <w:pPr>
+        <w:spacing w:before="80" w:after="80" w:line="240" w:lineRule="auto"/>
+      </w:pPr>
+      <w:r>
+        <w:rPr>
+          <w:b/>
+          <w:color w:val="2D3436"/>
+          <w:sz w:val="22"/>
+        </w:rPr>
+        <w:t>【原因分析】</w:t>
+      </w:r>
+    </w:p>
+    <w:p>
+      <w:pPr>
+        <w:spacing w:before="80" w:after="80" w:line="240" w:lineRule="auto"/>
+      </w:pPr>
+      <w:r>
+        <w:rPr>
+          <w:b w:val="0"/>
+          <w:color w:val="2D3436"/>
+          <w:sz w:val="22"/>
+        </w:rPr>
+        <w:t>策略执行后设置了30秒冷却期（HDMI_SWITCH_COOLDOWN）和5秒防抖（EXECUTION_COOLDOWN）。</w:t>
+        <w:br/>
+        <w:br/>
+        <w:t>用户按HOME/BACK后，MainActivity.onResume被调用，触发保活检查执行策略恢复。</w:t>
+        <w:br/>
+        <w:t>但由于冷却期检查，策略恢复被阻止：</w:t>
+        <w:br/>
+        <w:br/>
+        <w:t>• MainActivity.onResume中的策略执行被冷却期跳过</w:t>
+        <w:br/>
+        <w:t>• forceExecutePolicy中的冷却期检查阻止恢复</w:t>
+        <w:br/>
+        <w:t>• 保活检查中的冷却期阻止立即恢复</w:t>
+        <w:br/>
+        <w:br/>
+        <w:t>只能等待KeepAliveForegroundService的5秒检查周期来恢复，导致明显延迟。</w:t>
+      </w:r>
+    </w:p>
+    <w:p>
+      <w:pPr>
+        <w:spacing w:before="80" w:after="80" w:line="240" w:lineRule="auto"/>
+      </w:pPr>
+      <w:r>
+        <w:rPr>
+          <w:b/>
+          <w:color w:val="27AE60"/>
+          <w:sz w:val="22"/>
+        </w:rPr>
+        <w:t>【解决方案】</w:t>
+      </w:r>
+    </w:p>
+    <w:p>
+      <w:pPr>
+        <w:spacing w:before="80" w:after="80" w:line="240" w:lineRule="auto"/>
+      </w:pPr>
+      <w:r>
+        <w:rPr>
+          <w:b w:val="0"/>
+          <w:color w:val="2D3436"/>
+          <w:sz w:val="22"/>
+        </w:rPr>
+        <w:t>HDMI模式下，当检测到hdmi_foreground=false（HdmiActivity不在前台）时，</w:t>
+        <w:br/>
+        <w:t>绕过所有冷却期限制，立即恢复策略：</w:t>
+        <w:br/>
+        <w:br/>
+        <w:t>1. MainActivity.onResume：</w:t>
+        <w:br/>
+        <w:t xml:space="preserve">   if (policy.mode == "hdmi" &amp;&amp; !hdmiFg) { 立即恢复，绕过5秒防抖和30秒冷却期 }</w:t>
+        <w:br/>
+        <w:br/>
+        <w:t>2. forceExecutePolicy：</w:t>
+        <w:br/>
+        <w:t xml:space="preserve">   hdmiNeedsRecovery = policy.mode == "hdmi" &amp;&amp; !hdmiFg</w:t>
+        <w:br/>
+        <w:t xml:space="preserve">   if (hdmiNeedsRecovery) { 绕过防抖和冷却期 }</w:t>
+        <w:br/>
+        <w:br/>
+        <w:t>3. 保活检查：</w:t>
+        <w:br/>
+        <w:t xml:space="preserve">   if (!hdmiFg &amp;&amp; !policyStore.isPolicyPaused()) { 直接恢复，不检查冷却期 }</w:t>
+        <w:br/>
+        <w:br/>
+        <w:t>关键思路：冷却期的目的是防止策略切换时重复启动HdmiActivity导致闪烁。</w:t>
+        <w:br/>
+        <w:t>但用户按HOME/BACK离开HdmiActivity时，必须立即拉回，不应受冷却期限制。</w:t>
+      </w:r>
+    </w:p>
+    <w:p>
+      <w:pPr>
+        <w:spacing w:before="80" w:after="80" w:line="240" w:lineRule="auto"/>
+      </w:pPr>
+      <w:r>
+        <w:rPr>
+          <w:b/>
+          <w:color w:val="2E75B6"/>
+          <w:sz w:val="22"/>
+        </w:rPr>
+        <w:t>【经验总结】</w:t>
+      </w:r>
+    </w:p>
+    <w:p>
+      <w:pPr>
+        <w:spacing w:before="80" w:after="80" w:line="240" w:lineRule="auto"/>
+      </w:pPr>
+      <w:r>
+        <w:rPr>
+          <w:b w:val="0"/>
+          <w:color w:val="2D3436"/>
+          <w:sz w:val="22"/>
+        </w:rPr>
+        <w:t>冷却期机制需要区分场景：</w:t>
+        <w:br/>
+        <w:t>• 策略切换中（hdmi_foreground=true）：需要冷却期防止重复启动</w:t>
+        <w:br/>
+        <w:t>• 用户误离开（hdmi_foreground=false）：需要立即恢复，绕过冷却期</w:t>
+        <w:br/>
+        <w:br/>
+        <w:t>hdmi_foreground SharedPreferences标志是关键的状态判断依据，由HdmiActivity.onResume/onPause设置，其他组件可以可靠地判断HdmiActivity是否在前台。</w:t>
       </w:r>
     </w:p>
     <w:p/>
